--- a/template.docx
+++ b/template.docx
@@ -125,12 +125,14 @@
               <w:ind w:left="0" w:right="0" w:firstLine="0"/>
               <w:jc w:val="left"/>
               <w:rPr>
+                <w:b w:val="1"/>
                 <w:sz w:val="16"/>
                 <w:szCs w:val="16"/>
               </w:rPr>
             </w:pPr>
             <w:r>
               <w:rPr>
+                <w:b w:val="1"/>
                 <w:sz w:val="16"/>
                 <w:szCs w:val="16"/>
                 <w:rtl w:val="0"/>
@@ -176,17 +178,19 @@
               <w:ind w:left="0" w:right="0" w:firstLine="0"/>
               <w:jc w:val="left"/>
               <w:rPr>
-                <w:sz w:val="20"/>
-                <w:szCs w:val="20"/>
-              </w:rPr>
-            </w:pPr>
-            <w:r>
-              <w:rPr>
-                <w:sz w:val="20"/>
-                <w:szCs w:val="20"/>
-                <w:rtl w:val="0"/>
-              </w:rPr>
-              <w:t xml:space="preserve">{{f.nombre}} {{f.apellido_paterno}} {{f.apellido_materno}}</w:t>
+                <w:b w:val="1"/>
+                <w:sz w:val="20"/>
+                <w:szCs w:val="20"/>
+              </w:rPr>
+            </w:pPr>
+            <w:r>
+              <w:rPr>
+                <w:b w:val="1"/>
+                <w:sz w:val="20"/>
+                <w:szCs w:val="20"/>
+                <w:rtl w:val="0"/>
+              </w:rPr>
+              <w:t xml:space="preserve">{{f.apellido_paterno}} {{f.apellido_materno}} - {{f.nombre}}</w:t>
             </w:r>
           </w:p>
         </w:tc>
@@ -219,12 +223,14 @@
               <w:ind w:left="0" w:right="0" w:firstLine="0"/>
               <w:jc w:val="left"/>
               <w:rPr>
-                <w:sz w:val="20"/>
-                <w:szCs w:val="20"/>
-              </w:rPr>
-            </w:pPr>
-            <w:r>
-              <w:rPr>
+                <w:b w:val="1"/>
+                <w:sz w:val="20"/>
+                <w:szCs w:val="20"/>
+              </w:rPr>
+            </w:pPr>
+            <w:r>
+              <w:rPr>
+                <w:b w:val="1"/>
                 <w:sz w:val="20"/>
                 <w:szCs w:val="20"/>
                 <w:rtl w:val="0"/>
@@ -1400,19 +1406,6 @@
         </w:tc>
       </w:tr>
     </w:tbl>
-    <w:p>
-      <w:pPr>
-        <w:rPr/>
-      </w:pPr>
-      <w:r>
-        <w:br w:type="page"/>
-      </w:r>
-      <w:r>
-        <w:rPr>
-          <w:rtl w:val="0"/>
-        </w:rPr>
-      </w:r>
-    </w:p>
     <w:p>
       <w:pPr>
         <w:rPr/>

--- a/template.docx
+++ b/template.docx
@@ -877,7 +877,14 @@
                 <w:sz w:val="16"/>
                 <w:szCs w:val="16"/>
               </w:rPr>
-              <w:t>{{f.alergias_plantas_o_insectos}}</w:t>
+              <w:t>{{</w:t>
+            </w:r>
+            <w:r>
+              <w:rPr>
+                <w:sz w:val="16"/>
+                <w:szCs w:val="16"/>
+              </w:rPr>
+              <w:t>f.alergias_plantas_o_insectos}}</w:t>
             </w:r>
           </w:p>
         </w:tc>
@@ -1066,21 +1073,7 @@
                 <w:sz w:val="16"/>
                 <w:szCs w:val="16"/>
               </w:rPr>
-              <w:t>{{f.</w:t>
-            </w:r>
-            <w:r>
-              <w:rPr>
-                <w:sz w:val="16"/>
-                <w:szCs w:val="16"/>
-              </w:rPr>
-              <w:t>condicion_extra</w:t>
-            </w:r>
-            <w:r>
-              <w:rPr>
-                <w:sz w:val="16"/>
-                <w:szCs w:val="16"/>
-              </w:rPr>
-              <w:t>}}</w:t>
+              <w:t>{{f.condicion_extra}}</w:t>
             </w:r>
           </w:p>
         </w:tc>
@@ -1169,7 +1162,6 @@
             <w:pPr>
               <w:spacing w:line="240" w:lineRule="auto"/>
               <w:rPr>
-                <w:b/>
                 <w:sz w:val="16"/>
                 <w:szCs w:val="16"/>
               </w:rPr>
@@ -1369,7 +1361,21 @@
                 <w:sz w:val="16"/>
                 <w:szCs w:val="16"/>
               </w:rPr>
-              <w:t>{{f.medicamentos_urgente}}</w:t>
+              <w:t>{{f.</w:t>
+            </w:r>
+            <w:r>
+              <w:rPr>
+                <w:sz w:val="16"/>
+                <w:szCs w:val="16"/>
+              </w:rPr>
+              <w:t>medicamentos_urgente</w:t>
+            </w:r>
+            <w:r>
+              <w:rPr>
+                <w:sz w:val="16"/>
+                <w:szCs w:val="16"/>
+              </w:rPr>
+              <w:t>}}</w:t>
             </w:r>
           </w:p>
         </w:tc>
@@ -1438,14 +1444,6 @@
         </w:tc>
       </w:tr>
     </w:tbl>
-    <w:p>
-      <w:pPr>
-        <w:rPr>
-          <w:sz w:val="16"/>
-          <w:szCs w:val="16"/>
-        </w:rPr>
-      </w:pPr>
-    </w:p>
     <w:p>
       <w:pPr>
         <w:rPr>
